--- a/cases/carpenter/published/Carpenter — Case Study.docx
+++ b/cases/carpenter/published/Carpenter — Case Study.docx
@@ -4,49 +4,33 @@
   <w:body>
     <w:p>
       <w:pPr>
-        <w:spacing w:after="80"/>
-        <w:jc w:val="center"/>
-      </w:pPr>
-      <w:r>
-        <w:rPr>
-          <w:b/>
-          <w:bCs/>
-          <w:sz w:val="32"/>
-          <w:szCs w:val="32"/>
-        </w:rPr>
+        <w:spacing w:after="150"/>
+      </w:pPr>
+      <w:r>
         <w:t xml:space="preserve">Case Study: Carpenter</w:t>
       </w:r>
     </w:p>
     <w:p>
       <w:pPr>
-        <w:spacing w:after="240"/>
-        <w:jc w:val="center"/>
-      </w:pPr>
-      <w:r>
-        <w:rPr>
-          <w:i/>
-          <w:iCs/>
-          <w:sz w:val="22"/>
-          <w:szCs w:val="22"/>
-        </w:rPr>
-        <w:t xml:space="preserve"/>
-      </w:r>
-    </w:p>
-    <w:p>
+        <w:spacing w:after="150"/>
+      </w:pPr>
       <w:r>
         <w:t xml:space="preserve">MS | Math | Case Study | 2026-27 | Adventure</w:t>
       </w:r>
     </w:p>
     <w:p>
       <w:pPr>
-        <w:pStyle w:val="Heading2"/>
-        <w:spacing w:after="120" w:before="240"/>
+        <w:pStyle w:val="Heading1"/>
+        <w:spacing w:after="150" w:before="300"/>
       </w:pPr>
       <w:r>
         <w:t xml:space="preserve">Overview</w:t>
       </w:r>
     </w:p>
     <w:p>
+      <w:pPr>
+        <w:spacing w:after="150"/>
+      </w:pPr>
       <w:r>
         <w:t xml:space="preserve">Sawdust hangs in the light from the bare living-room window. Newt Harrison runs a thumbnail along the seam where the old linoleum used to be, now just bare subfloor and a faint rectangle of glue residue. Behind him, a text thread is still open on his phone, propped against a paint can: </w:t>
       </w:r>
@@ -59,45 +43,66 @@
       </w:r>
     </w:p>
     <w:p>
+      <w:pPr>
+        <w:spacing w:after="150"/>
+      </w:pPr>
       <w:r>
         <w:t xml:space="preserve">Ten years of remodels in this city, and he's never had a client hand him the whole call like that.</w:t>
       </w:r>
     </w:p>
     <w:p>
+      <w:pPr>
+        <w:spacing w:after="150"/>
+      </w:pPr>
       <w:r>
         <w:t xml:space="preserve">He walks the flat again — bedroom, bedroom, bedroom, the wide living room where the light comes in low in the afternoon, the kitchen already gutted down to studs on one wall. Three sample boards lean against the fireplace: a carpet swatch soft enough to sink a heel into, a plank of hardwood with a grain like a fingerprint, and a stack of tile samples still rubber-banded together from the supplier.</w:t>
       </w:r>
     </w:p>
     <w:p>
+      <w:pPr>
+        <w:spacing w:after="150"/>
+      </w:pPr>
       <w:r>
         <w:t xml:space="preserve">His notebook is open on the counter, half a page of numbers in his own handwriting, the rest blank. A price list. A wear chart. A currency he still has to convert every time, because the lumber yard prices everything ten minutes south of the border, in a different money than the one that'll actually pay for it.</w:t>
       </w:r>
     </w:p>
     <w:p>
+      <w:pPr>
+        <w:spacing w:after="150"/>
+      </w:pPr>
       <w:r>
         <w:t xml:space="preserve">Newt caps his pencil and looks at the three boards one more time.</w:t>
       </w:r>
     </w:p>
     <w:p>
+      <w:pPr>
+        <w:spacing w:after="150"/>
+      </w:pPr>
       <w:r>
         <w:t xml:space="preserve">Somebody has to close this out by Friday.</w:t>
       </w:r>
     </w:p>
     <w:p>
       <w:pPr>
-        <w:pStyle w:val="Heading2"/>
-        <w:spacing w:after="120" w:before="240"/>
+        <w:pStyle w:val="Heading1"/>
+        <w:spacing w:after="150" w:before="300"/>
       </w:pPr>
       <w:r>
         <w:t xml:space="preserve">Background</w:t>
       </w:r>
     </w:p>
     <w:p>
+      <w:pPr>
+        <w:spacing w:after="150"/>
+      </w:pPr>
       <w:r>
         <w:t xml:space="preserve">Spencer and Michelle Berisel bought a flat in downtown Montreal, Quebec, that they plan to run as a short-term rental (SEE APPENDIX A). They live outside the city in Granby and won't be on-site day to day. The flat turns over tenants at least weekly, with heavy foot traffic between bookings — the ordinary wear of a busy short-term rental, not a quiet family home.</w:t>
       </w:r>
     </w:p>
     <w:p>
+      <w:pPr>
+        <w:spacing w:after="150"/>
+      </w:pPr>
       <w:r>
         <w:t xml:space="preserve">The Berisels have told Newt Harrison, the carpenter finishing the rest of the remodel, that "comfort and luxury" are what will make this listing stand out in a crowded market — but with every other line item in the renovation already spoken for, they've also set a </w:t>
       </w:r>
@@ -109,83 +114,121 @@
         <w:t xml:space="preserve">soft budget cap of CD$17,900 (Canadian dollars)</w:t>
       </w:r>
       <w:r>
-        <w:t xml:space="preserve"> for flooring alone: initial materials, delivery, and installation, all in. It's a target they'd like to hit, not a hard wall Newt is forbidden to cross, and they've asked him to show his work either way.</w:t>
-      </w:r>
-    </w:p>
-    <w:p>
-      <w:r>
-        <w:t xml:space="preserve">Because flooring materials run cheaper across the border, Newt buys everything in Burlington, Vermont, and has it delivered north. The supplier prices every material in U.S. dollars; the Berisels pay Newt in Canadian dollars, so every material cost has to cross that conversion at least once (SEE APPENDIX D). The supplier also charges a flat </w:t>
+        <w:t xml:space="preserve"> for flooring alone: initial materials, delivery, and installation, all in. It's a target they'd like to hit, not a hard wall Newt is forbidden to cross — going over it costs him no penalty and breaks no contract, it just means the pitch has to explain, in plain numbers, why it was worth it — and they've asked him to show his work either way.</w:t>
+      </w:r>
+    </w:p>
+    <w:p>
+      <w:pPr>
+        <w:spacing w:after="150"/>
+      </w:pPr>
+      <w:r>
+        <w:t xml:space="preserve">Because building-material prices vary from one side of a border to another the same way gas or groceries do, flooring materials happen to run cheaper sourced from the U.S. than bought locally in Quebec. So Newt buys everything in Burlington, Vermont — a short drive south — and has it delivered north. The supplier prices every material in U.S. dollars; the Berisels pay Newt in Canadian dollars, so every material cost has to cross that conversion at least once (SEE APPENDIX D). The supplier also charges a </w:t>
       </w:r>
       <w:r>
         <w:rPr>
           <w:b/>
           <w:bCs/>
         </w:rPr>
-        <w:t xml:space="preserve">delivery fee of 2.6% of the total material cost</w:t>
-      </w:r>
-      <w:r>
-        <w:t xml:space="preserve"> for the cross-border haul, regardless of which flooring is ordered.</w:t>
-      </w:r>
-    </w:p>
-    <w:p>
+        <w:t xml:space="preserve">delivery fee of a flat 2.6% rate on the total material cost</w:t>
+      </w:r>
+      <w:r>
+        <w:t xml:space="preserve"> for the cross-border haul — "flat" meaning that same percentage applies no matter which flooring is ordered or how big the order is, not a fixed dollar amount.</w:t>
+      </w:r>
+    </w:p>
+    <w:p>
+      <w:pPr>
+        <w:spacing w:after="150"/>
+      </w:pPr>
       <w:r>
         <w:t xml:space="preserve">Two rooms of the flat are locked in no matter what: the kitchen and all bathrooms will be tiled, full stop — nobody is proposing carpet or hardwood in a bathroom. What's still open is the bedrooms and the living room, and Newt has boiled it down to two real options for that space (SEE APPENDIX A for the floor plan Newt is pricing against, and APPENDIX B for what each material actually costs and how long it lasts). Every figure Newt is working from carries some kind of caveat or judgment call, spelled out plainly in APPENDIX F, rather than buried quietly in a table. Two articles Newt has already bookmarked while researching this pitch are in APPENDIX E. The vocabulary and "how to…" skills this case will ask you to research are listed in APPENDIX G — that is where Challenge 1 sends you.</w:t>
       </w:r>
     </w:p>
     <w:p>
       <w:pPr>
-        <w:pStyle w:val="Heading2"/>
-        <w:spacing w:after="120" w:before="240"/>
+        <w:pStyle w:val="Heading1"/>
+        <w:spacing w:after="150" w:before="300"/>
       </w:pPr>
       <w:r>
         <w:t xml:space="preserve">Dilemma</w:t>
       </w:r>
     </w:p>
     <w:p>
+      <w:pPr>
+        <w:spacing w:after="150"/>
+      </w:pPr>
       <w:r>
         <w:t xml:space="preserve">You are Newt Harrison.</w:t>
       </w:r>
     </w:p>
     <w:p>
+      <w:pPr>
+        <w:spacing w:after="150"/>
+      </w:pPr>
       <w:r>
         <w:t xml:space="preserve">Do you:</w:t>
       </w:r>
     </w:p>
     <w:p>
+      <w:pPr>
+        <w:spacing w:after="150"/>
+      </w:pPr>
       <w:r>
         <w:t xml:space="preserve">A.) Carpeted bedrooms and living room, with tiled kitchen and bathrooms OR</w:t>
       </w:r>
     </w:p>
     <w:p>
+      <w:pPr>
+        <w:spacing w:after="150"/>
+      </w:pPr>
       <w:r>
         <w:t xml:space="preserve">B.) Hardwood bedrooms and living room, with tiled kitchen and bathrooms</w:t>
       </w:r>
     </w:p>
     <w:p>
       <w:pPr>
-        <w:pStyle w:val="Heading2"/>
-        <w:spacing w:after="120" w:before="240"/>
+        <w:pStyle w:val="Heading1"/>
+        <w:spacing w:after="150" w:before="300"/>
       </w:pPr>
       <w:r>
         <w:t xml:space="preserve">Challenges</w:t>
       </w:r>
     </w:p>
     <w:p>
+      <w:pPr>
+        <w:ind w:left="0"/>
+      </w:pPr>
       <w:r>
         <w:t xml:space="preserve">1.) Research and find an online resource that answers one of the "how to…" questions from the case study launch. Post a link to the resource as your submission.</w:t>
       </w:r>
     </w:p>
     <w:p>
-      <w:r>
-        <w:t xml:space="preserve">2.) Post 250 or more "excellent" words pitching a firm stance to your audience on which you would choose and why. Your pitch must include:     a.) Use of the "how to…" resource you researched in Challenge 1.     b.) At least one original visual display of the data.</w:t>
-      </w:r>
-    </w:p>
-    <w:p>
+      <w:pPr>
+        <w:ind w:left="0"/>
+      </w:pPr>
+      <w:r>
+        <w:t xml:space="preserve">2.) Post 250 or more "excellent" words pitching a firm stance to your audience on which you would choose and why. Your pitch must include:</w:t>
+      </w:r>
+    </w:p>
+    <w:p>
+      <w:pPr>
+        <w:spacing w:after="150"/>
+      </w:pPr>
+      <w:r>
+        <w:t xml:space="preserve">    a.) Use of the "how to…" resource you researched in Challenge 1.     b.) At least one original visual display of the data.</w:t>
+      </w:r>
+    </w:p>
+    <w:p>
+      <w:pPr>
+        <w:ind w:left="0"/>
+      </w:pPr>
       <w:r>
         <w:t xml:space="preserve">3.) Your pitch must include:</w:t>
       </w:r>
     </w:p>
     <w:p>
+      <w:pPr>
+        <w:spacing w:after="150"/>
+      </w:pPr>
       <w:r>
         <w:t xml:space="preserve">    D1. </w:t>
       </w:r>
@@ -201,6 +244,9 @@
       </w:r>
     </w:p>
     <w:p>
+      <w:pPr>
+        <w:spacing w:after="150"/>
+      </w:pPr>
       <w:r>
         <w:t xml:space="preserve">    D2. </w:t>
       </w:r>
@@ -216,6 +262,9 @@
       </w:r>
     </w:p>
     <w:p>
+      <w:pPr>
+        <w:spacing w:after="150"/>
+      </w:pPr>
       <w:r>
         <w:t xml:space="preserve">    D3. </w:t>
       </w:r>
@@ -231,6 +280,9 @@
       </w:r>
     </w:p>
     <w:p>
+      <w:pPr>
+        <w:spacing w:after="150"/>
+      </w:pPr>
       <w:r>
         <w:t xml:space="preserve">    D4. </w:t>
       </w:r>
@@ -246,6 +298,9 @@
       </w:r>
     </w:p>
     <w:p>
+      <w:pPr>
+        <w:spacing w:after="150"/>
+      </w:pPr>
       <w:r>
         <w:t xml:space="preserve">    D5. </w:t>
       </w:r>
@@ -261,25 +316,34 @@
       </w:r>
     </w:p>
     <w:p>
+      <w:pPr>
+        <w:ind w:left="0"/>
+      </w:pPr>
       <w:r>
         <w:t xml:space="preserve">4.) An appendix showing evidence of your original thinking, work, calculations and processes you used to complete the challenges (pictures, screenshots, notes, etc.). Your work in the appendix does not count toward your word count.</w:t>
       </w:r>
     </w:p>
     <w:p>
+      <w:pPr>
+        <w:ind w:left="0"/>
+      </w:pPr>
       <w:r>
         <w:t xml:space="preserve">5.) Participate twice or more in the Case Study discussion. *If you are absent the day of a discussion post 500 "excellent" words on the questions above.</w:t>
       </w:r>
     </w:p>
     <w:p>
       <w:pPr>
-        <w:pStyle w:val="Heading3"/>
-        <w:spacing w:after="100" w:before="200"/>
+        <w:pStyle w:val="Heading2"/>
+        <w:spacing w:after="120" w:before="250"/>
       </w:pPr>
       <w:r>
         <w:t xml:space="preserve">Appendix A — Floor Plan &amp; Room Measurements</w:t>
       </w:r>
     </w:p>
     <w:p>
+      <w:pPr>
+        <w:spacing w:after="150"/>
+      </w:pPr>
       <w:r>
         <w:t xml:space="preserve">The Berisels' flat is a 3-bedroom, 3-bathroom layout with a kitchen/dining area, a small storage room, and a living room. Dimensions below are adapted from the flat's floor plan (SEE APPENDIX F, Modeling Assumption MA1) and converted from meters to square feet using 1 m² = 10.764 ft².</w:t>
       </w:r>
@@ -971,6 +1035,9 @@
     </w:tbl>
     <w:p/>
     <w:p>
+      <w:pPr>
+        <w:spacing w:after="150"/>
+      </w:pPr>
       <w:r>
         <w:t xml:space="preserve">Every bedroom and the living room get the </w:t>
       </w:r>
@@ -997,14 +1064,17 @@
     </w:p>
     <w:p>
       <w:pPr>
-        <w:pStyle w:val="Heading3"/>
-        <w:spacing w:after="100" w:before="200"/>
+        <w:pStyle w:val="Heading2"/>
+        <w:spacing w:after="120" w:before="250"/>
       </w:pPr>
       <w:r>
         <w:t xml:space="preserve">Appendix B — Flooring Material, Installation &amp; Wear-Life Costs</w:t>
       </w:r>
     </w:p>
     <w:p>
+      <w:pPr>
+        <w:spacing w:after="150"/>
+      </w:pPr>
       <w:r>
         <w:t xml:space="preserve">All figures below are current 2026 U.S. national averages, in U.S. dollars per square foot, for materials sourced and installed the way Newt actually buys and works (materials from Burlington, VT; installation local labor).</w:t>
       </w:r>
@@ -1244,22 +1314,28 @@
     </w:tbl>
     <w:p/>
     <w:p>
+      <w:pPr>
+        <w:spacing w:after="150"/>
+      </w:pPr>
       <w:r>
         <w:t xml:space="preserve">Installation labor per square foot is derived by subtracting the material cost row from the installed-cost row for each material — both rows come from the sources cited (SEE APPENDIX F for how derived figures are treated).</w:t>
       </w:r>
     </w:p>
     <w:p>
       <w:pPr>
-        <w:pStyle w:val="Heading3"/>
-        <w:spacing w:after="100" w:before="200"/>
+        <w:pStyle w:val="Heading2"/>
+        <w:spacing w:after="120" w:before="250"/>
       </w:pPr>
       <w:r>
         <w:t xml:space="preserve">Appendix C — Maintenance &amp; Refinishing Costs Over Time</w:t>
       </w:r>
     </w:p>
     <w:p>
-      <w:r>
-        <w:t xml:space="preserve">Flooring isn't a one-time purchase. Each material has its own ongoing cost to keep it rentable between guests, and — for shorter-lived materials — its own replacement cycle.</w:t>
+      <w:pPr>
+        <w:spacing w:after="150"/>
+      </w:pPr>
+      <w:r>
+        <w:t xml:space="preserve">Flooring isn't a one-time purchase. Each material has its own ongoing cost to keep it rentable between guests, and — for shorter-lived materials — its own replacement cycle. (Grout is porous, so it soaks up moisture and grime between tiles over time; resealing it periodically is what keeps that from happening. A hardwood "recoat" buffs and refreshes only the thin top finish layer, without cutting into the wood itself — cheaper and faster than a full "sand-and-refinish," which sands down through that worn finish, and sometimes into the wood's surface, before applying new coats; a floor only needs the bigger job once the top layer has worn through, not on every service.)</w:t>
       </w:r>
     </w:p>
     <w:tbl>
@@ -1456,14 +1532,17 @@
     <w:p/>
     <w:p>
       <w:pPr>
-        <w:pStyle w:val="Heading3"/>
-        <w:spacing w:after="100" w:before="200"/>
+        <w:pStyle w:val="Heading2"/>
+        <w:spacing w:after="120" w:before="250"/>
       </w:pPr>
       <w:r>
         <w:t xml:space="preserve">Appendix D — Currency Conversion &amp; Cross-Border Delivery</w:t>
       </w:r>
     </w:p>
     <w:p>
+      <w:pPr>
+        <w:spacing w:after="150"/>
+      </w:pPr>
       <w:r>
         <w:t xml:space="preserve">The Berisels pay Newt in Canadian dollars. Every material price in Appendix B is in U.S. dollars, because Newt buys across the border in Burlington, Vermont.</w:t>
       </w:r>
@@ -1578,8 +1657,8 @@
     <w:p/>
     <w:p>
       <w:pPr>
-        <w:pStyle w:val="Heading3"/>
-        <w:spacing w:after="100" w:before="200"/>
+        <w:pStyle w:val="Heading2"/>
+        <w:spacing w:after="120" w:before="250"/>
       </w:pPr>
       <w:r>
         <w:t xml:space="preserve">Appendix E — Additional Helpful Resources</w:t>
@@ -1587,12 +1666,13 @@
     </w:p>
     <w:p>
       <w:pPr>
-        <w:ind w:left="360"/>
-      </w:pPr>
-      <w:r>
-        <w:t xml:space="preserve">- </w:t>
-      </w:r>
-      <w:hyperlink w:history="1" r:id="rIdkwj6natzjhxirfj7kc6ny">
+        <w:pStyle w:val="ListParagraph"/>
+        <w:numPr>
+          <w:ilvl w:val="0"/>
+          <w:numId w:val="1"/>
+        </w:numPr>
+      </w:pPr>
+      <w:hyperlink w:history="1" r:id="rIdbico3ful85eex3mfm6eeu">
         <w:r>
           <w:rPr>
             <w:rStyle w:val="Hyperlink"/>
@@ -1606,12 +1686,13 @@
     </w:p>
     <w:p>
       <w:pPr>
-        <w:ind w:left="360"/>
-      </w:pPr>
-      <w:r>
-        <w:t xml:space="preserve">- </w:t>
-      </w:r>
-      <w:hyperlink w:history="1" r:id="rId4txq9duie7vehbeyu4exg">
+        <w:pStyle w:val="ListParagraph"/>
+        <w:numPr>
+          <w:ilvl w:val="0"/>
+          <w:numId w:val="1"/>
+        </w:numPr>
+      </w:pPr>
+      <w:hyperlink w:history="1" r:id="rIdlka3cgoqs8x9aixa6auri">
         <w:r>
           <w:rPr>
             <w:rStyle w:val="Hyperlink"/>
@@ -1625,8 +1706,8 @@
     </w:p>
     <w:p>
       <w:pPr>
-        <w:pStyle w:val="Heading3"/>
-        <w:spacing w:after="100" w:before="200"/>
+        <w:pStyle w:val="Heading2"/>
+        <w:spacing w:after="120" w:before="250"/>
       </w:pPr>
       <w:r>
         <w:t xml:space="preserve">Appendix F — Modeling Assumptions</w:t>
@@ -1634,7 +1715,10 @@
     </w:p>
     <w:p>
       <w:pPr>
-        <w:ind w:left="480"/>
+        <w:pBdr>
+          <w:left w:val="single" w:color="AAAAAA" w:sz="12" w:space="8"/>
+        </w:pBdr>
+        <w:ind w:left="720"/>
       </w:pPr>
       <w:r>
         <w:t xml:space="preserve">These figures are </w:t>
@@ -1948,8 +2032,8 @@
     <w:p/>
     <w:p>
       <w:pPr>
-        <w:pStyle w:val="Heading2"/>
-        <w:spacing w:after="120" w:before="240"/>
+        <w:pStyle w:val="Heading1"/>
+        <w:spacing w:after="150" w:before="300"/>
       </w:pPr>
       <w:r>
         <w:t xml:space="preserve">Sources</w:t>
@@ -2791,14 +2875,17 @@
     <w:p/>
     <w:p>
       <w:pPr>
-        <w:pStyle w:val="Heading3"/>
-        <w:spacing w:after="100" w:before="200"/>
+        <w:pStyle w:val="Heading2"/>
+        <w:spacing w:after="120" w:before="250"/>
       </w:pPr>
       <w:r>
         <w:t xml:space="preserve">Appendix G — "How To…" Math Questions To Research</w:t>
       </w:r>
     </w:p>
     <w:p>
+      <w:pPr>
+        <w:spacing w:after="150"/>
+      </w:pPr>
       <w:r>
         <w:rPr>
           <w:b/>
@@ -2809,37 +2896,56 @@
     </w:p>
     <w:p>
       <w:pPr>
-        <w:ind w:left="360"/>
-      </w:pPr>
-      <w:r>
-        <w:t xml:space="preserve">- Area</w:t>
-      </w:r>
-    </w:p>
-    <w:p>
-      <w:pPr>
-        <w:ind w:left="360"/>
-      </w:pPr>
-      <w:r>
-        <w:t xml:space="preserve">- Currency</w:t>
-      </w:r>
-    </w:p>
-    <w:p>
-      <w:pPr>
-        <w:ind w:left="360"/>
-      </w:pPr>
-      <w:r>
-        <w:t xml:space="preserve">- Ratio</w:t>
-      </w:r>
-    </w:p>
-    <w:p>
-      <w:pPr>
-        <w:ind w:left="360"/>
-      </w:pPr>
-      <w:r>
-        <w:t xml:space="preserve">- Bar Graph</w:t>
-      </w:r>
-    </w:p>
-    <w:p>
+        <w:pStyle w:val="ListParagraph"/>
+        <w:numPr>
+          <w:ilvl w:val="0"/>
+          <w:numId w:val="1"/>
+        </w:numPr>
+      </w:pPr>
+      <w:r>
+        <w:t xml:space="preserve">Area</w:t>
+      </w:r>
+    </w:p>
+    <w:p>
+      <w:pPr>
+        <w:pStyle w:val="ListParagraph"/>
+        <w:numPr>
+          <w:ilvl w:val="0"/>
+          <w:numId w:val="1"/>
+        </w:numPr>
+      </w:pPr>
+      <w:r>
+        <w:t xml:space="preserve">Currency</w:t>
+      </w:r>
+    </w:p>
+    <w:p>
+      <w:pPr>
+        <w:pStyle w:val="ListParagraph"/>
+        <w:numPr>
+          <w:ilvl w:val="0"/>
+          <w:numId w:val="1"/>
+        </w:numPr>
+      </w:pPr>
+      <w:r>
+        <w:t xml:space="preserve">Ratio</w:t>
+      </w:r>
+    </w:p>
+    <w:p>
+      <w:pPr>
+        <w:pStyle w:val="ListParagraph"/>
+        <w:numPr>
+          <w:ilvl w:val="0"/>
+          <w:numId w:val="1"/>
+        </w:numPr>
+      </w:pPr>
+      <w:r>
+        <w:t xml:space="preserve">Bar Graph</w:t>
+      </w:r>
+    </w:p>
+    <w:p>
+      <w:pPr>
+        <w:spacing w:after="150"/>
+      </w:pPr>
       <w:r>
         <w:rPr>
           <w:b/>
@@ -2850,55 +2956,79 @@
     </w:p>
     <w:p>
       <w:pPr>
-        <w:ind w:left="360"/>
-      </w:pPr>
-      <w:r>
-        <w:t xml:space="preserve">- How to find the area of a rectangle</w:t>
-      </w:r>
-    </w:p>
-    <w:p>
-      <w:pPr>
-        <w:ind w:left="360"/>
-      </w:pPr>
-      <w:r>
-        <w:t xml:space="preserve">- How to convert an amount from one unit to another unit</w:t>
-      </w:r>
-    </w:p>
-    <w:p>
-      <w:pPr>
-        <w:ind w:left="360"/>
-      </w:pPr>
-      <w:r>
-        <w:t xml:space="preserve">- How to find the percent of a number</w:t>
-      </w:r>
-    </w:p>
-    <w:p>
-      <w:pPr>
-        <w:ind w:left="360"/>
-      </w:pPr>
-      <w:r>
-        <w:t xml:space="preserve">- How to compare two or more values</w:t>
-      </w:r>
-    </w:p>
-    <w:p>
-      <w:pPr>
-        <w:ind w:left="360"/>
-      </w:pPr>
-      <w:r>
-        <w:t xml:space="preserve">- How to graph a coordinate pair on the coordinate plane</w:t>
-      </w:r>
-    </w:p>
-    <w:p>
-      <w:pPr>
-        <w:ind w:left="360"/>
-      </w:pPr>
-      <w:r>
-        <w:t xml:space="preserve">- How to convert numbers to percents</w:t>
+        <w:pStyle w:val="ListParagraph"/>
+        <w:numPr>
+          <w:ilvl w:val="0"/>
+          <w:numId w:val="1"/>
+        </w:numPr>
+      </w:pPr>
+      <w:r>
+        <w:t xml:space="preserve">How to find the area of a rectangle</w:t>
+      </w:r>
+    </w:p>
+    <w:p>
+      <w:pPr>
+        <w:pStyle w:val="ListParagraph"/>
+        <w:numPr>
+          <w:ilvl w:val="0"/>
+          <w:numId w:val="1"/>
+        </w:numPr>
+      </w:pPr>
+      <w:r>
+        <w:t xml:space="preserve">How to convert an amount from one unit to another unit</w:t>
+      </w:r>
+    </w:p>
+    <w:p>
+      <w:pPr>
+        <w:pStyle w:val="ListParagraph"/>
+        <w:numPr>
+          <w:ilvl w:val="0"/>
+          <w:numId w:val="1"/>
+        </w:numPr>
+      </w:pPr>
+      <w:r>
+        <w:t xml:space="preserve">How to find the percent of a number</w:t>
+      </w:r>
+    </w:p>
+    <w:p>
+      <w:pPr>
+        <w:pStyle w:val="ListParagraph"/>
+        <w:numPr>
+          <w:ilvl w:val="0"/>
+          <w:numId w:val="1"/>
+        </w:numPr>
+      </w:pPr>
+      <w:r>
+        <w:t xml:space="preserve">How to compare two or more values</w:t>
+      </w:r>
+    </w:p>
+    <w:p>
+      <w:pPr>
+        <w:pStyle w:val="ListParagraph"/>
+        <w:numPr>
+          <w:ilvl w:val="0"/>
+          <w:numId w:val="1"/>
+        </w:numPr>
+      </w:pPr>
+      <w:r>
+        <w:t xml:space="preserve">How to graph a coordinate pair on the coordinate plane</w:t>
+      </w:r>
+    </w:p>
+    <w:p>
+      <w:pPr>
+        <w:pStyle w:val="ListParagraph"/>
+        <w:numPr>
+          <w:ilvl w:val="0"/>
+          <w:numId w:val="1"/>
+        </w:numPr>
+      </w:pPr>
+      <w:r>
+        <w:t xml:space="preserve">How to convert numbers to percents</w:t>
       </w:r>
     </w:p>
     <w:sectPr>
       <w:pgSz w:w="12240" w:h="15840" w:orient="portrait"/>
-      <w:pgMar w:top="1440" w:right="1440" w:bottom="1440" w:left="1440" w:header="708" w:footer="708" w:gutter="0"/>
+      <w:pgMar w:top="1080" w:right="1080" w:bottom="1080" w:left="1080" w:header="708" w:footer="708" w:gutter="0"/>
       <w:pgNumType/>
       <w:docGrid w:linePitch="360"/>
     </w:sectPr>
@@ -3082,7 +3212,13 @@
 <file path=word/styles.xml><?xml version="1.0" encoding="utf-8"?>
 <w:styles xmlns:mc="http://schemas.openxmlformats.org/markup-compatibility/2006" xmlns:r="http://schemas.openxmlformats.org/officeDocument/2006/relationships" xmlns:w="http://schemas.openxmlformats.org/wordprocessingml/2006/main" xmlns:w14="http://schemas.microsoft.com/office/word/2010/wordml" xmlns:w15="http://schemas.microsoft.com/office/word/2012/wordml" mc:Ignorable="w14 w15">
   <w:docDefaults>
-    <w:rPrDefault/>
+    <w:rPrDefault>
+      <w:rPr>
+        <w:rFonts w:ascii="Calibri" w:cs="Calibri" w:eastAsia="Calibri" w:hAnsi="Calibri"/>
+        <w:sz w:val="22"/>
+        <w:szCs w:val="22"/>
+      </w:rPr>
+    </w:rPrDefault>
     <w:pPrDefault/>
   </w:docDefaults>
   <w:style w:type="paragraph" w:styleId="Title">
